--- a/docs/hackathon/Field_Findings_Varanasi.docx
+++ b/docs/hackathon/Field_Findings_Varanasi.docx
@@ -40,7 +40,7 @@
           <w:color w:val="4A4F57"/>
           <w:sz w:val="22"/>
         </w:rPr>
-        <w:t xml:space="preserve">What nine e-rickshaw drivers told us, with the charts behind it. SHIFT Hackathon, IIT (BHU) Varanasi.  ·  [Team name]  ·  [Member names]</w:t>
+        <w:t xml:space="preserve">What nine e-rickshaw drivers told us, with the charts behind it. SHIFT Hackathon, IIT (BHU) Varanasi.</w:t>
       </w:r>
     </w:p>
     <w:p>
